--- a/report/architecture.docx
+++ b/report/architecture.docx
@@ -138,34 +138,6 @@
       </w:pPr>
       <w:r>
         <w:t>produces per-timestep hidden states and final states.</w:t>
-      </w:r>
-    </w:p>
-    <w:p>
-      <w:pPr>
-        <w:spacing w:before="80" w:after="80"/>
-        <w:ind w:left="432"/>
-        <w:shd w:val="clear" w:color="auto" w:fill="F2F2F2"/>
-      </w:pPr>
-      <w:r>
-        <w:rPr>
-          <w:rFonts w:ascii="Courier New" w:hAnsi="Courier New"/>
-          <w:sz w:val="18"/>
-        </w:rPr>
-        <w:t>Token IDs  →  Embedding(300)  →  Dropout(0.30)</w:t>
-        <w:br/>
-        <w:t xml:space="preserve">                                        │</w:t>
-        <w:br/>
-        <w:t xml:space="preserve">              ┌─────────────────────────┴─────────────────────────┐</w:t>
-        <w:br/>
-        <w:t xml:space="preserve">              │  BiLSTM  ×2 layers  (hidden=512/dir, drop=0.50)   │</w:t>
-        <w:br/>
-        <w:t xml:space="preserve">              └──────────────────┬─────────────────────────────────┘</w:t>
-        <w:br/>
-        <w:t xml:space="preserve">                                 │</w:t>
-        <w:br/>
-        <w:t xml:space="preserve">               encoder_outputs [B, T_src, 1024]      (→ Attention)</w:t>
-        <w:br/>
-        <w:t xml:space="preserve">               h_n, c_n  [4, B, 512]  interleaved    (→ Bridge)</w:t>
       </w:r>
     </w:p>
     <w:p>
@@ -246,28 +218,77 @@
     </w:p>
     <w:p>
       <w:pPr>
-        <w:spacing w:before="80" w:after="80"/>
-        <w:ind w:left="432"/>
-        <w:shd w:val="clear" w:color="auto" w:fill="F2F2F2"/>
+        <w:spacing w:after="120"/>
       </w:pPr>
       <w:r>
-        <w:rPr>
-          <w:rFonts w:ascii="Courier New" w:hAnsi="Courier New"/>
-          <w:sz w:val="18"/>
-        </w:rPr>
-        <w:t>h_n [fwd_L0, bwd_L0, fwd_L1, bwd_L1]</w:t>
-        <w:br/>
-        <w:t xml:space="preserve">        │                │</w:t>
-        <w:br/>
-        <w:t xml:space="preserve">   cat per layer  →  Linear(1024→1024)  →  tanh  →  decoder h_0, c_0</w:t>
+        <w:t>*Parameter count: 2 099 200*</w:t>
       </w:r>
     </w:p>
     <w:p>
       <w:pPr>
+        <w:pBdr>
+          <w:bottom w:val="single" w:sz="6" w:space="1" w:color="AAAAAA"/>
+        </w:pBdr>
+      </w:pPr>
+    </w:p>
+    <w:p>
+      <w:pPr>
+        <w:jc w:val="center"/>
+      </w:pPr>
+      <w:r>
+        <w:drawing>
+          <wp:inline xmlns:a="http://schemas.openxmlformats.org/drawingml/2006/main" xmlns:pic="http://schemas.openxmlformats.org/drawingml/2006/picture">
+            <wp:extent cx="5029200" cy="2760178"/>
+            <wp:docPr id="1" name="Picture 1"/>
+            <wp:cNvGraphicFramePr>
+              <a:graphicFrameLocks noChangeAspect="1"/>
+            </wp:cNvGraphicFramePr>
+            <a:graphic>
+              <a:graphicData uri="http://schemas.openxmlformats.org/drawingml/2006/picture">
+                <pic:pic>
+                  <pic:nvPicPr>
+                    <pic:cNvPr id="0" name="fig_a1_architecture_overview.png"/>
+                    <pic:cNvPicPr/>
+                  </pic:nvPicPr>
+                  <pic:blipFill>
+                    <a:blip r:embed="rId9"/>
+                    <a:stretch>
+                      <a:fillRect/>
+                    </a:stretch>
+                  </pic:blipFill>
+                  <pic:spPr>
+                    <a:xfrm>
+                      <a:off x="0" y="0"/>
+                      <a:ext cx="5029200" cy="2760178"/>
+                    </a:xfrm>
+                    <a:prstGeom prst="rect"/>
+                  </pic:spPr>
+                </pic:pic>
+              </a:graphicData>
+            </a:graphic>
+          </wp:inline>
+        </w:drawing>
+      </w:r>
+    </w:p>
+    <w:p>
+      <w:pPr>
+        <w:spacing w:before="40" w:after="200"/>
+        <w:jc w:val="center"/>
+      </w:pPr>
+      <w:r>
+        <w:rPr>
+          <w:i/>
+          <w:sz w:val="18"/>
+        </w:rPr>
+        <w:t>Figure A1 — Full architecture overview: Baseline (left) vs Attention (right)</w:t>
+      </w:r>
+    </w:p>
+    <w:p>
+      <w:pPr>
         <w:spacing w:after="120"/>
       </w:pPr>
       <w:r>
-        <w:t>*Parameter count: 2 099 200*</w:t>
+        <w:t>*Figure A1: Side-by-side architecture overview. Both models share the same encoder, bridge, bottleneck, and output head. The only difference is the decoder's context source: a fixed last-timestep vector (baseline) vs a dynamically recomputed Bahdanau attention vector (attention).*</w:t>
       </w:r>
     </w:p>
     <w:p>
@@ -316,40 +337,6 @@
       </w:pPr>
       <w:r>
         <w:t>throughout decoding.</w:t>
-      </w:r>
-    </w:p>
-    <w:p>
-      <w:pPr>
-        <w:spacing w:before="80" w:after="80"/>
-        <w:ind w:left="432"/>
-        <w:shd w:val="clear" w:color="auto" w:fill="F2F2F2"/>
-      </w:pPr>
-      <w:r>
-        <w:rPr>
-          <w:rFonts w:ascii="Courier New" w:hAnsi="Courier New"/>
-          <w:sz w:val="18"/>
-        </w:rPr>
-        <w:t>y_{t-1}  →  Embedding(300)  →  Dropout(0.30)</w:t>
-        <w:br/>
-        <w:t xml:space="preserve">                                      │</w:t>
-        <w:br/>
-        <w:t xml:space="preserve">                         cat([embed ; ctx_fixed])  →  [1324]</w:t>
-        <w:br/>
-        <w:t xml:space="preserve">                                      │</w:t>
-        <w:br/>
-        <w:t xml:space="preserve">                    2-layer LSTM (hidden=1024, drop=0.50)</w:t>
-        <w:br/>
-        <w:t xml:space="preserve">                                      │</w:t>
-        <w:br/>
-        <w:t xml:space="preserve">                         cat([lstm_out ; ctx_fixed])  →  [2048]</w:t>
-        <w:br/>
-        <w:t xml:space="preserve">                                      │</w:t>
-        <w:br/>
-        <w:t xml:space="preserve">                    Linear(2048→512)  →  tanh  →  Dropout(0.40)</w:t>
-        <w:br/>
-        <w:t xml:space="preserve">                                      │</w:t>
-        <w:br/>
-        <w:t xml:space="preserve">                         Linear(512→16 000)  →  logits</w:t>
       </w:r>
     </w:p>
     <w:p>
@@ -388,6 +375,66 @@
     </w:p>
     <w:p>
       <w:pPr>
+        <w:jc w:val="center"/>
+      </w:pPr>
+      <w:r>
+        <w:drawing>
+          <wp:inline xmlns:a="http://schemas.openxmlformats.org/drawingml/2006/main" xmlns:pic="http://schemas.openxmlformats.org/drawingml/2006/picture">
+            <wp:extent cx="5029200" cy="3052437"/>
+            <wp:docPr id="2" name="Picture 2"/>
+            <wp:cNvGraphicFramePr>
+              <a:graphicFrameLocks noChangeAspect="1"/>
+            </wp:cNvGraphicFramePr>
+            <a:graphic>
+              <a:graphicData uri="http://schemas.openxmlformats.org/drawingml/2006/picture">
+                <pic:pic>
+                  <pic:nvPicPr>
+                    <pic:cNvPr id="0" name="fig_a2_baseline_decoder.png"/>
+                    <pic:cNvPicPr/>
+                  </pic:nvPicPr>
+                  <pic:blipFill>
+                    <a:blip r:embed="rId10"/>
+                    <a:stretch>
+                      <a:fillRect/>
+                    </a:stretch>
+                  </pic:blipFill>
+                  <pic:spPr>
+                    <a:xfrm>
+                      <a:off x="0" y="0"/>
+                      <a:ext cx="5029200" cy="3052437"/>
+                    </a:xfrm>
+                    <a:prstGeom prst="rect"/>
+                  </pic:spPr>
+                </pic:pic>
+              </a:graphicData>
+            </a:graphic>
+          </wp:inline>
+        </w:drawing>
+      </w:r>
+    </w:p>
+    <w:p>
+      <w:pPr>
+        <w:spacing w:before="40" w:after="200"/>
+        <w:jc w:val="center"/>
+      </w:pPr>
+      <w:r>
+        <w:rPr>
+          <w:i/>
+          <w:sz w:val="18"/>
+        </w:rPr>
+        <w:t>Figure A2 — Baseline decoder: single timestep data flow</w:t>
+      </w:r>
+    </w:p>
+    <w:p>
+      <w:pPr>
+        <w:spacing w:after="120"/>
+      </w:pPr>
+      <w:r>
+        <w:t>*Figure A2: Baseline decoder at one timestep. The orange ctx\_fixed vector (encoder last timestep) is concatenated to the embedded input before the LSTM and again after, then passed through the bottleneck projection to logits. It never changes — the decoder has no mechanism to focus on different source positions.*</w:t>
+      </w:r>
+    </w:p>
+    <w:p>
+      <w:pPr>
         <w:pBdr>
           <w:bottom w:val="single" w:sz="6" w:space="1" w:color="AAAAAA"/>
         </w:pBdr>
@@ -430,64 +477,6 @@
     </w:p>
     <w:p>
       <w:pPr>
-        <w:spacing w:before="80" w:after="80"/>
-        <w:ind w:left="432"/>
-        <w:shd w:val="clear" w:color="auto" w:fill="F2F2F2"/>
-      </w:pPr>
-      <w:r>
-        <w:rPr>
-          <w:rFonts w:ascii="Courier New" w:hAnsi="Courier New"/>
-          <w:sz w:val="18"/>
-        </w:rPr>
-        <w:t xml:space="preserve">                    encoder_outputs [B, T_src, 1024]  (keys, precomputed)</w:t>
-        <w:br/>
-        <w:t xml:space="preserve">                           │</w:t>
-        <w:br/>
-        <w:t>y_{t-1} → Embedding → cat([embed ; c_{t-1}]) → [1324]</w:t>
-        <w:br/>
-        <w:t xml:space="preserve">                           │</w:t>
-        <w:br/>
-        <w:t xml:space="preserve">              2-layer LSTM (hidden=1024, drop=0.50)</w:t>
-        <w:br/>
-        <w:t xml:space="preserve">                           │</w:t>
-        <w:br/>
-        <w:t xml:space="preserve">                      top hidden  s_t [B, 1024]</w:t>
-        <w:br/>
-        <w:t xml:space="preserve">                           │</w:t>
-        <w:br/>
-        <w:t xml:space="preserve">          ┌────────────────┴──────────────────┐</w:t>
-        <w:br/>
-        <w:t xml:space="preserve">          W_dec(s_t)              W_enc(h_i)   │  (both → 256-d)</w:t>
-        <w:br/>
-        <w:t xml:space="preserve">          └──────────────── tanh ─────────────┘</w:t>
-        <w:br/>
-        <w:t xml:space="preserve">                                │</w:t>
-        <w:br/>
-        <w:t xml:space="preserve">                           v(·) → scalar e_{t,i}  per src pos</w:t>
-        <w:br/>
-        <w:t xml:space="preserve">                                │</w:t>
-        <w:br/>
-        <w:t xml:space="preserve">                           softmax  →  α_t  [B, T_src]</w:t>
-        <w:br/>
-        <w:t xml:space="preserve">                                │</w:t>
-        <w:br/>
-        <w:t xml:space="preserve">                   c_t = Σ α_{t,i} · h_i  →  [B, 1024]</w:t>
-        <w:br/>
-        <w:t xml:space="preserve">                                │</w:t>
-        <w:br/>
-        <w:t xml:space="preserve">               cat([lstm_out ; c_t])  →  [2048]</w:t>
-        <w:br/>
-        <w:t xml:space="preserve">                                │</w:t>
-        <w:br/>
-        <w:t xml:space="preserve">              Linear(2048→512) → tanh → Dropout(0.40)</w:t>
-        <w:br/>
-        <w:t xml:space="preserve">                                │</w:t>
-        <w:br/>
-        <w:t xml:space="preserve">                    Linear(512→16 000) → logits</w:t>
-      </w:r>
-    </w:p>
-    <w:p>
-      <w:pPr>
         <w:spacing w:after="120"/>
       </w:pPr>
       <w:r>
@@ -509,6 +498,66 @@
       </w:pPr>
       <w:r>
         <w:t>keeping the energy computation lightweight (attn_dim = 256).</w:t>
+      </w:r>
+    </w:p>
+    <w:p>
+      <w:pPr>
+        <w:jc w:val="center"/>
+      </w:pPr>
+      <w:r>
+        <w:drawing>
+          <wp:inline xmlns:a="http://schemas.openxmlformats.org/drawingml/2006/main" xmlns:pic="http://schemas.openxmlformats.org/drawingml/2006/picture">
+            <wp:extent cx="5029200" cy="2954022"/>
+            <wp:docPr id="3" name="Picture 3"/>
+            <wp:cNvGraphicFramePr>
+              <a:graphicFrameLocks noChangeAspect="1"/>
+            </wp:cNvGraphicFramePr>
+            <a:graphic>
+              <a:graphicData uri="http://schemas.openxmlformats.org/drawingml/2006/picture">
+                <pic:pic>
+                  <pic:nvPicPr>
+                    <pic:cNvPr id="0" name="fig_a3_attention_decoder.png"/>
+                    <pic:cNvPicPr/>
+                  </pic:nvPicPr>
+                  <pic:blipFill>
+                    <a:blip r:embed="rId11"/>
+                    <a:stretch>
+                      <a:fillRect/>
+                    </a:stretch>
+                  </pic:blipFill>
+                  <pic:spPr>
+                    <a:xfrm>
+                      <a:off x="0" y="0"/>
+                      <a:ext cx="5029200" cy="2954022"/>
+                    </a:xfrm>
+                    <a:prstGeom prst="rect"/>
+                  </pic:spPr>
+                </pic:pic>
+              </a:graphicData>
+            </a:graphic>
+          </wp:inline>
+        </w:drawing>
+      </w:r>
+    </w:p>
+    <w:p>
+      <w:pPr>
+        <w:spacing w:before="40" w:after="200"/>
+        <w:jc w:val="center"/>
+      </w:pPr>
+      <w:r>
+        <w:rPr>
+          <w:i/>
+          <w:sz w:val="18"/>
+        </w:rPr>
+        <w:t>Figure A3 — Attention decoder: single timestep data flow (Bahdanau)</w:t>
+      </w:r>
+    </w:p>
+    <w:p>
+      <w:pPr>
+        <w:spacing w:after="120"/>
+      </w:pPr>
+      <w:r>
+        <w:t>*Figure A3: Attention decoder at one timestep. The right-hand column (purple/red) shows the Bahdanau mechanism: W\_dec(s\_t) and precomputed W\_enc(h\_i) keys combine to produce per-position energies, softmax normalises them to α\_t, and the weighted sum over encoder outputs gives c\_t. Crucially, c\_t is carried back as c\_{t-1} for the next step, and the LSTM receives the previous c\_t concatenated with the embedded token as its input — context informs generation before the recurrent step.*</w:t>
       </w:r>
     </w:p>
     <w:p>
@@ -1853,6 +1902,66 @@
     </w:p>
     <w:p>
       <w:pPr>
+        <w:jc w:val="center"/>
+      </w:pPr>
+      <w:r>
+        <w:drawing>
+          <wp:inline xmlns:a="http://schemas.openxmlformats.org/drawingml/2006/main" xmlns:pic="http://schemas.openxmlformats.org/drawingml/2006/picture">
+            <wp:extent cx="5029200" cy="2187926"/>
+            <wp:docPr id="4" name="Picture 4"/>
+            <wp:cNvGraphicFramePr>
+              <a:graphicFrameLocks noChangeAspect="1"/>
+            </wp:cNvGraphicFramePr>
+            <a:graphic>
+              <a:graphicData uri="http://schemas.openxmlformats.org/drawingml/2006/picture">
+                <pic:pic>
+                  <pic:nvPicPr>
+                    <pic:cNvPr id="0" name="fig_a4_parameter_breakdown.png"/>
+                    <pic:cNvPicPr/>
+                  </pic:nvPicPr>
+                  <pic:blipFill>
+                    <a:blip r:embed="rId12"/>
+                    <a:stretch>
+                      <a:fillRect/>
+                    </a:stretch>
+                  </pic:blipFill>
+                  <pic:spPr>
+                    <a:xfrm>
+                      <a:off x="0" y="0"/>
+                      <a:ext cx="5029200" cy="2187926"/>
+                    </a:xfrm>
+                    <a:prstGeom prst="rect"/>
+                  </pic:spPr>
+                </pic:pic>
+              </a:graphicData>
+            </a:graphic>
+          </wp:inline>
+        </w:drawing>
+      </w:r>
+    </w:p>
+    <w:p>
+      <w:pPr>
+        <w:spacing w:before="40" w:after="200"/>
+        <w:jc w:val="center"/>
+      </w:pPr>
+      <w:r>
+        <w:rPr>
+          <w:i/>
+          <w:sz w:val="18"/>
+        </w:rPr>
+        <w:t>Figure A4 — Parameter breakdown: stacked bars and attention overhead</w:t>
+      </w:r>
+    </w:p>
+    <w:p>
+      <w:pPr>
+        <w:spacing w:after="120"/>
+      </w:pPr>
+      <w:r>
+        <w:t>*Figure A4: Left — stacked bar showing contribution of each component to total parameter count (Embedding 4.8M, Encoder BiLSTM 9.6M, Bridge 2.1M, Decoder LSTM 18.0M, Bottleneck+Output 9.3M). Right — donut showing the attention overhead (524,544 params) is only 1.2% of the total 44.3M.*</w:t>
+      </w:r>
+    </w:p>
+    <w:p>
+      <w:pPr>
         <w:pBdr>
           <w:bottom w:val="single" w:sz="6" w:space="1" w:color="AAAAAA"/>
         </w:pBdr>
@@ -3097,71 +3206,147 @@
     </w:p>
     <w:p>
       <w:pPr>
-        <w:spacing w:before="80" w:after="80"/>
-        <w:ind w:left="432"/>
-        <w:shd w:val="clear" w:color="auto" w:fill="F2F2F2"/>
-      </w:pPr>
+        <w:spacing w:after="120"/>
+      </w:pPr>
+      <w:r>
+        <w:t>See Figure A1 (overview) and Figure A2 (single decoder timestep) for the full data flow. The key operational sequence is:</w:t>
+      </w:r>
+    </w:p>
+    <w:p>
+      <w:pPr>
+        <w:pStyle w:val="ListNumber"/>
+        <w:spacing w:before="20" w:after="20"/>
+      </w:pPr>
+      <w:r/>
+      <w:r>
+        <w:rPr>
+          <w:b/>
+        </w:rPr>
+        <w:t>Encoder</w:t>
+      </w:r>
+      <w:r>
+        <w:t xml:space="preserve">: </w:t>
+      </w:r>
       <w:r>
         <w:rPr>
           <w:rFonts w:ascii="Courier New" w:hAnsi="Courier New"/>
-          <w:sz w:val="18"/>
+          <w:sz w:val="20"/>
         </w:rPr>
-        <w:t>INPUT</w:t>
-        <w:br/>
-        <w:t xml:space="preserve">  src_ids [B, T_src]  ──────────────────────────────────────────────────┐</w:t>
-        <w:br/>
-        <w:t xml:space="preserve">  trg_ids [B, T_trg]  (teacher-forced during training)                   │</w:t>
-        <w:br/>
-        <w:t xml:space="preserve">                                                                          │</w:t>
-        <w:br/>
-        <w:t>ENCODER                                                                   │</w:t>
-        <w:br/>
-        <w:t xml:space="preserve">  Embedding(src_ids) → [B, T_src, 300] → Dropout(0.30)                  │</w:t>
-        <w:br/>
-        <w:t xml:space="preserve">  BiLSTM L1: input [B,T,300]  → hidden [B,T,1024], states [4,B,512]     │</w:t>
-        <w:br/>
-        <w:t xml:space="preserve">  BiLSTM L2: input [B,T,1024] → output [B,T,1024], states [4,B,512]     │</w:t>
-        <w:br/>
-        <w:t xml:space="preserve">  encoder_outputs [B, T_src, 1024]                                        │</w:t>
-        <w:br/>
-        <w:t xml:space="preserve">  h_n, c_n [4, B, 512]  (interleaved fwd/bwd per layer)                 │</w:t>
-        <w:br/>
-        <w:t xml:space="preserve">                                                                          │</w:t>
-        <w:br/>
-        <w:t>BRIDGE                                                                    │</w:t>
-        <w:br/>
-        <w:t xml:space="preserve">  fwd = h_n[0::2], bwd = h_n[1::2]                                      │</w:t>
-        <w:br/>
-        <w:t xml:space="preserve">  h_dec = tanh(Linear(cat(fwd,bwd,dim=2)))  → [2, B, 1024]             │</w:t>
-        <w:br/>
-        <w:t xml:space="preserve">  c_dec = tanh(Linear(cat(fwd_c,bwd_c)))    → [2, B, 1024]             │</w:t>
-        <w:br/>
-        <w:t xml:space="preserve">                                                                          │</w:t>
-        <w:br/>
-        <w:t>DECODER  (unrolled over T_trg steps)                                     │</w:t>
-        <w:br/>
-        <w:t xml:space="preserve">  ctx_fixed = encoder_outputs[:, -1, :]  → [B, 1024]  ◄────────────────┘</w:t>
-        <w:br/>
-        <w:t xml:space="preserve">  ┌─────────────────────────────────────────────────────┐</w:t>
-        <w:br/>
-        <w:t xml:space="preserve">  │  for t in 1 .. T_trg:                               │</w:t>
-        <w:br/>
-        <w:t xml:space="preserve">  │    embed = Embedding(y_{t-1}) → [B, 300]            │</w:t>
-        <w:br/>
-        <w:t xml:space="preserve">  │    inp   = cat([embed, ctx_fixed]) → [B, 1324]      │</w:t>
-        <w:br/>
-        <w:t xml:space="preserve">  │    h, c  = LSTM(inp, h_prev, c_prev)                │</w:t>
-        <w:br/>
-        <w:t xml:space="preserve">  │    out   = cat([h[-1], ctx_fixed]) → [B, 2048]      │</w:t>
-        <w:br/>
-        <w:t xml:space="preserve">  │    out   = Dropout(tanh(Linear(out, 2048→512)))      │</w:t>
-        <w:br/>
-        <w:t xml:space="preserve">  │    logit = Linear(out, 512→16000)                   │</w:t>
-        <w:br/>
-        <w:t xml:space="preserve">  └─────────────────────────────────────────────────────┘</w:t>
-        <w:br/>
-        <w:t xml:space="preserve">  logits [B, T_trg, 16000]  →  CrossEntropyLoss (pad masked)</w:t>
+        <w:t>src_ids → Embedding → BiLSTM ×2</w:t>
       </w:r>
+      <w:r>
+        <w:t xml:space="preserve"> → </w:t>
+      </w:r>
+      <w:r>
+        <w:rPr>
+          <w:rFonts w:ascii="Courier New" w:hAnsi="Courier New"/>
+          <w:sz w:val="20"/>
+        </w:rPr>
+        <w:t>encoder_outputs [B, T_src, 1024]</w:t>
+      </w:r>
+      <w:r>
+        <w:t xml:space="preserve"> and </w:t>
+      </w:r>
+      <w:r>
+        <w:rPr>
+          <w:rFonts w:ascii="Courier New" w:hAnsi="Courier New"/>
+          <w:sz w:val="20"/>
+        </w:rPr>
+        <w:t>h_n, c_n [4, B, 512]</w:t>
+      </w:r>
+      <w:r/>
+    </w:p>
+    <w:p>
+      <w:pPr>
+        <w:pStyle w:val="ListNumber"/>
+        <w:spacing w:before="20" w:after="20"/>
+      </w:pPr>
+      <w:r/>
+      <w:r>
+        <w:rPr>
+          <w:b/>
+        </w:rPr>
+        <w:t>Bridge</w:t>
+      </w:r>
+      <w:r>
+        <w:t xml:space="preserve">: concatenate fwd/bwd final states per layer → </w:t>
+      </w:r>
+      <w:r>
+        <w:rPr>
+          <w:rFonts w:ascii="Courier New" w:hAnsi="Courier New"/>
+          <w:sz w:val="20"/>
+        </w:rPr>
+        <w:t>Linear(1024→1024) → tanh</w:t>
+      </w:r>
+      <w:r>
+        <w:t xml:space="preserve"> → </w:t>
+      </w:r>
+      <w:r>
+        <w:rPr>
+          <w:rFonts w:ascii="Courier New" w:hAnsi="Courier New"/>
+          <w:sz w:val="20"/>
+        </w:rPr>
+        <w:t>h_0, c_0 [2, B, 1024]</w:t>
+      </w:r>
+      <w:r/>
+    </w:p>
+    <w:p>
+      <w:pPr>
+        <w:pStyle w:val="ListNumber"/>
+        <w:spacing w:before="20" w:after="20"/>
+      </w:pPr>
+      <w:r/>
+      <w:r>
+        <w:rPr>
+          <w:b/>
+        </w:rPr>
+        <w:t>Decoder loop</w:t>
+      </w:r>
+      <w:r>
+        <w:t xml:space="preserve"> (T_trg steps): </w:t>
+      </w:r>
+      <w:r>
+        <w:rPr>
+          <w:rFonts w:ascii="Courier New" w:hAnsi="Courier New"/>
+          <w:sz w:val="20"/>
+        </w:rPr>
+        <w:t>ctx_fixed = encoder_outputs[:, −1, :]</w:t>
+      </w:r>
+      <w:r>
+        <w:t xml:space="preserve"> (constant), each step: </w:t>
+      </w:r>
+      <w:r>
+        <w:rPr>
+          <w:rFonts w:ascii="Courier New" w:hAnsi="Courier New"/>
+          <w:sz w:val="20"/>
+        </w:rPr>
+        <w:t>cat([embed, ctx_fixed]) → LSTM → cat([s_t, ctx_fixed]) → bottleneck → logits</w:t>
+      </w:r>
+      <w:r/>
+    </w:p>
+    <w:p>
+      <w:pPr>
+        <w:pStyle w:val="ListNumber"/>
+        <w:spacing w:before="20" w:after="20"/>
+      </w:pPr>
+      <w:r/>
+      <w:r>
+        <w:rPr>
+          <w:b/>
+        </w:rPr>
+        <w:t>Loss</w:t>
+      </w:r>
+      <w:r>
+        <w:t xml:space="preserve">: padded cross-entropy over </w:t>
+      </w:r>
+      <w:r>
+        <w:rPr>
+          <w:rFonts w:ascii="Courier New" w:hAnsi="Courier New"/>
+          <w:sz w:val="20"/>
+        </w:rPr>
+        <w:t>logits [B, T_trg, 16000]</w:t>
+      </w:r>
+      <w:r/>
     </w:p>
     <w:p>
       <w:pPr>
@@ -3174,57 +3359,165 @@
     </w:p>
     <w:p>
       <w:pPr>
-        <w:spacing w:before="80" w:after="80"/>
-        <w:ind w:left="432"/>
-        <w:shd w:val="clear" w:color="auto" w:fill="F2F2F2"/>
-      </w:pPr>
+        <w:spacing w:after="120"/>
+      </w:pPr>
+      <w:r>
+        <w:t xml:space="preserve">See Figure A3 for the single-step attention data flow. The attention additions relative to the baseline (marked </w:t>
+      </w:r>
       <w:r>
         <w:rPr>
           <w:rFonts w:ascii="Courier New" w:hAnsi="Courier New"/>
-          <w:sz w:val="18"/>
+          <w:sz w:val="20"/>
         </w:rPr>
-        <w:t>DECODER  (attention additions marked with &gt;&gt;&gt;)</w:t>
-        <w:br/>
-        <w:br/>
-        <w:t xml:space="preserve">  &gt;&gt;&gt; keys = W_enc(encoder_outputs)  [B, T_src, 256]  ← precomputed once</w:t>
-        <w:br/>
-        <w:br/>
-        <w:t xml:space="preserve">  c_prev = zeros [B, 1024]  ← initialised before loop</w:t>
-        <w:br/>
-        <w:br/>
-        <w:t xml:space="preserve">  ┌──────────────────────────────────────────────────────────────────┐</w:t>
-        <w:br/>
-        <w:t xml:space="preserve">  │  for t in 1 .. T_trg:                                            │</w:t>
-        <w:br/>
-        <w:t xml:space="preserve">  │    embed = Embedding(y_{t-1}) → [B, 300]                         │</w:t>
-        <w:br/>
-        <w:t xml:space="preserve">  │    inp   = cat([embed, c_prev]) → [B, 1324]                      │</w:t>
-        <w:br/>
-        <w:t xml:space="preserve">  │    h, c  = LSTM(inp, h_prev, c_prev_lstm)                        │</w:t>
-        <w:br/>
-        <w:t xml:space="preserve">  │                                                                   │</w:t>
-        <w:br/>
-        <w:t xml:space="preserve">  │  &gt;&gt;&gt; query  = W_dec(h[-1])   → [B, 256]                          │</w:t>
-        <w:br/>
-        <w:t xml:space="preserve">  │  &gt;&gt;&gt; energy = v(tanh(keys + query.unsqueeze(1))) → [B, T_src, 1] │</w:t>
-        <w:br/>
-        <w:t xml:space="preserve">  │  &gt;&gt;&gt; energy.masked_fill(pad_mask, -inf)                          │</w:t>
-        <w:br/>
-        <w:t xml:space="preserve">  │  &gt;&gt;&gt; alpha  = softmax(energy, dim=1)  → [B, T_src, 1]           │</w:t>
-        <w:br/>
-        <w:t xml:space="preserve">  │  &gt;&gt;&gt; c_t    = (alpha * encoder_outputs).sum(dim=1) → [B, 1024]  │</w:t>
-        <w:br/>
-        <w:t xml:space="preserve">  │                                                                   │</w:t>
-        <w:br/>
-        <w:t xml:space="preserve">  │    out   = cat([h[-1], c_t]) → [B, 2048]                        │</w:t>
-        <w:br/>
-        <w:t xml:space="preserve">  │    out   = Dropout(tanh(Linear(out, 2048→512)))                  │</w:t>
-        <w:br/>
-        <w:t xml:space="preserve">  │    logit = Linear(out, 512→16000)                                │</w:t>
-        <w:br/>
-        <w:t xml:space="preserve">  │    c_prev = c_t                                                   │</w:t>
-        <w:br/>
-        <w:t xml:space="preserve">  └──────────────────────────────────────────────────────────────────┘</w:t>
+        <w:t>&gt;&gt;&gt;</w:t>
+      </w:r>
+      <w:r>
+        <w:t>) are:</w:t>
+      </w:r>
+    </w:p>
+    <w:p>
+      <w:pPr>
+        <w:pStyle w:val="ListBullet"/>
+        <w:spacing w:before="20" w:after="20"/>
+      </w:pPr>
+      <w:r/>
+      <w:r>
+        <w:rPr>
+          <w:rFonts w:ascii="Courier New" w:hAnsi="Courier New"/>
+          <w:sz w:val="20"/>
+        </w:rPr>
+        <w:t>&gt;&gt;&gt; keys = W_enc(encoder_outputs) [B, T_src, 256]</w:t>
+      </w:r>
+      <w:r>
+        <w:t xml:space="preserve"> — precomputed once before the loop</w:t>
+      </w:r>
+    </w:p>
+    <w:p>
+      <w:pPr>
+        <w:pStyle w:val="ListBullet"/>
+        <w:spacing w:before="20" w:after="20"/>
+      </w:pPr>
+      <w:r/>
+      <w:r>
+        <w:rPr>
+          <w:rFonts w:ascii="Courier New" w:hAnsi="Courier New"/>
+          <w:sz w:val="20"/>
+        </w:rPr>
+        <w:t>&gt;&gt;&gt; c_prev = zeros [B, 1024]</w:t>
+      </w:r>
+      <w:r>
+        <w:t xml:space="preserve"> — initialised before the loop, carried forward each step</w:t>
+      </w:r>
+    </w:p>
+    <w:p>
+      <w:pPr>
+        <w:pStyle w:val="ListBullet"/>
+        <w:spacing w:before="20" w:after="20"/>
+      </w:pPr>
+      <w:r>
+        <w:t xml:space="preserve">Each step: </w:t>
+      </w:r>
+      <w:r>
+        <w:rPr>
+          <w:rFonts w:ascii="Courier New" w:hAnsi="Courier New"/>
+          <w:sz w:val="20"/>
+        </w:rPr>
+        <w:t>embed</w:t>
+      </w:r>
+      <w:r>
+        <w:t xml:space="preserve"> concatenated with </w:t>
+      </w:r>
+      <w:r>
+        <w:rPr>
+          <w:rFonts w:ascii="Courier New" w:hAnsi="Courier New"/>
+          <w:sz w:val="20"/>
+        </w:rPr>
+        <w:t>c_prev</w:t>
+      </w:r>
+      <w:r>
+        <w:t xml:space="preserve"> (not </w:t>
+      </w:r>
+      <w:r>
+        <w:rPr>
+          <w:rFonts w:ascii="Courier New" w:hAnsi="Courier New"/>
+          <w:sz w:val="20"/>
+        </w:rPr>
+        <w:t>ctx_fixed</w:t>
+      </w:r>
+      <w:r>
+        <w:t>) as LSTM input</w:t>
+      </w:r>
+    </w:p>
+    <w:p>
+      <w:pPr>
+        <w:pStyle w:val="ListBullet"/>
+        <w:spacing w:before="20" w:after="20"/>
+      </w:pPr>
+      <w:r/>
+      <w:r>
+        <w:rPr>
+          <w:rFonts w:ascii="Courier New" w:hAnsi="Courier New"/>
+          <w:sz w:val="20"/>
+        </w:rPr>
+        <w:t>&gt;&gt;&gt; query = W_dec(h[-1]) → [B, 256]</w:t>
+      </w:r>
+      <w:r/>
+    </w:p>
+    <w:p>
+      <w:pPr>
+        <w:pStyle w:val="ListBullet"/>
+        <w:spacing w:before="20" w:after="20"/>
+      </w:pPr>
+      <w:r/>
+      <w:r>
+        <w:rPr>
+          <w:rFonts w:ascii="Courier New" w:hAnsi="Courier New"/>
+          <w:sz w:val="20"/>
+        </w:rPr>
+        <w:t>&gt;&gt;&gt; energy = v(tanh(keys + query.unsqueeze(1))) → [B, T_src, 1]</w:t>
+      </w:r>
+      <w:r>
+        <w:t xml:space="preserve"> then pad-masked and softmaxed to </w:t>
+      </w:r>
+      <w:r>
+        <w:rPr>
+          <w:rFonts w:ascii="Courier New" w:hAnsi="Courier New"/>
+          <w:sz w:val="20"/>
+        </w:rPr>
+        <w:t>α_t</w:t>
+      </w:r>
+      <w:r/>
+    </w:p>
+    <w:p>
+      <w:pPr>
+        <w:pStyle w:val="ListBullet"/>
+        <w:spacing w:before="20" w:after="20"/>
+      </w:pPr>
+      <w:r/>
+      <w:r>
+        <w:rPr>
+          <w:rFonts w:ascii="Courier New" w:hAnsi="Courier New"/>
+          <w:sz w:val="20"/>
+        </w:rPr>
+        <w:t>&gt;&gt;&gt; c_t = (α_t × encoder_outputs).sum(dim=1) → [B, 1024]</w:t>
+      </w:r>
+      <w:r/>
+    </w:p>
+    <w:p>
+      <w:pPr>
+        <w:pStyle w:val="ListBullet"/>
+        <w:spacing w:before="20" w:after="20"/>
+      </w:pPr>
+      <w:r/>
+      <w:r>
+        <w:rPr>
+          <w:rFonts w:ascii="Courier New" w:hAnsi="Courier New"/>
+          <w:sz w:val="20"/>
+        </w:rPr>
+        <w:t>c_prev = c_t</w:t>
+      </w:r>
+      <w:r>
+        <w:t xml:space="preserve"> at end of each step</w:t>
       </w:r>
     </w:p>
     <w:p>
@@ -3464,28 +3757,62 @@
     </w:p>
     <w:p>
       <w:pPr>
-        <w:spacing w:before="80" w:after="80"/>
-        <w:ind w:left="432"/>
-        <w:shd w:val="clear" w:color="auto" w:fill="F2F2F2"/>
+        <w:jc w:val="center"/>
+      </w:pPr>
+      <w:r>
+        <w:drawing>
+          <wp:inline xmlns:a="http://schemas.openxmlformats.org/drawingml/2006/main" xmlns:pic="http://schemas.openxmlformats.org/drawingml/2006/picture">
+            <wp:extent cx="5029200" cy="2313631"/>
+            <wp:docPr id="5" name="Picture 5"/>
+            <wp:cNvGraphicFramePr>
+              <a:graphicFrameLocks noChangeAspect="1"/>
+            </wp:cNvGraphicFramePr>
+            <a:graphic>
+              <a:graphicData uri="http://schemas.openxmlformats.org/drawingml/2006/picture">
+                <pic:pic>
+                  <pic:nvPicPr>
+                    <pic:cNvPr id="0" name="fig_a5_bahdanau_vs_luong.png"/>
+                    <pic:cNvPicPr/>
+                  </pic:nvPicPr>
+                  <pic:blipFill>
+                    <a:blip r:embed="rId13"/>
+                    <a:stretch>
+                      <a:fillRect/>
+                    </a:stretch>
+                  </pic:blipFill>
+                  <pic:spPr>
+                    <a:xfrm>
+                      <a:off x="0" y="0"/>
+                      <a:ext cx="5029200" cy="2313631"/>
+                    </a:xfrm>
+                    <a:prstGeom prst="rect"/>
+                  </pic:spPr>
+                </pic:pic>
+              </a:graphicData>
+            </a:graphic>
+          </wp:inline>
+        </w:drawing>
+      </w:r>
+    </w:p>
+    <w:p>
+      <w:pPr>
+        <w:spacing w:before="40" w:after="200"/>
+        <w:jc w:val="center"/>
       </w:pPr>
       <w:r>
         <w:rPr>
-          <w:rFonts w:ascii="Courier New" w:hAnsi="Courier New"/>
+          <w:i/>
           <w:sz w:val="18"/>
         </w:rPr>
-        <w:t>Bahdanau (additive, 2015)          Luong (multiplicative, 2015)</w:t>
-        <w:br/>
-        <w:t>─────────────────────────          ────────────────────────────</w:t>
-        <w:br/>
-        <w:t>Query: s_{t-1}  (BEFORE step)      Query: s_t  (AFTER step)</w:t>
-        <w:br/>
-        <w:t>Score: v·tanh(W_enc·h + W_dec·s)   Score: s_t · h_i  (dot)</w:t>
-        <w:br/>
-        <w:t xml:space="preserve">                                          or s_t·W·h_i (general)</w:t>
-        <w:br/>
-        <w:t>Projection: both → attn_dim=256    No projection (dot product)</w:t>
-        <w:br/>
-        <w:t>Context: fed INTO LSTM step        Context: fed AFTER LSTM step</w:t>
+        <w:t>Figure A5 — Bahdanau vs Luong attention design comparison</w:t>
+      </w:r>
+    </w:p>
+    <w:p>
+      <w:pPr>
+        <w:spacing w:after="120"/>
+      </w:pPr>
+      <w:r>
+        <w:t>*Figure A5: Side-by-side comparison of the two attention mechanisms across five design dimensions. Green cells indicate the Bahdanau advantage; the yellow cell highlights the Luong softmax saturation risk at 1024-d without explicit √d scaling.*</w:t>
       </w:r>
     </w:p>
     <w:p>

--- a/report/architecture.docx
+++ b/report/architecture.docx
@@ -238,7 +238,7 @@
       <w:r>
         <w:drawing>
           <wp:inline xmlns:a="http://schemas.openxmlformats.org/drawingml/2006/main" xmlns:pic="http://schemas.openxmlformats.org/drawingml/2006/picture">
-            <wp:extent cx="5029200" cy="2760178"/>
+            <wp:extent cx="5029200" cy="4191892"/>
             <wp:docPr id="1" name="Picture 1"/>
             <wp:cNvGraphicFramePr>
               <a:graphicFrameLocks noChangeAspect="1"/>
@@ -259,7 +259,7 @@
                   <pic:spPr>
                     <a:xfrm>
                       <a:off x="0" y="0"/>
-                      <a:ext cx="5029200" cy="2760178"/>
+                      <a:ext cx="5029200" cy="4191892"/>
                     </a:xfrm>
                     <a:prstGeom prst="rect"/>
                   </pic:spPr>
@@ -380,7 +380,7 @@
       <w:r>
         <w:drawing>
           <wp:inline xmlns:a="http://schemas.openxmlformats.org/drawingml/2006/main" xmlns:pic="http://schemas.openxmlformats.org/drawingml/2006/picture">
-            <wp:extent cx="5029200" cy="3052437"/>
+            <wp:extent cx="5029200" cy="5857012"/>
             <wp:docPr id="2" name="Picture 2"/>
             <wp:cNvGraphicFramePr>
               <a:graphicFrameLocks noChangeAspect="1"/>
@@ -401,7 +401,7 @@
                   <pic:spPr>
                     <a:xfrm>
                       <a:off x="0" y="0"/>
-                      <a:ext cx="5029200" cy="3052437"/>
+                      <a:ext cx="5029200" cy="5857012"/>
                     </a:xfrm>
                     <a:prstGeom prst="rect"/>
                   </pic:spPr>
@@ -507,7 +507,7 @@
       <w:r>
         <w:drawing>
           <wp:inline xmlns:a="http://schemas.openxmlformats.org/drawingml/2006/main" xmlns:pic="http://schemas.openxmlformats.org/drawingml/2006/picture">
-            <wp:extent cx="5029200" cy="2954022"/>
+            <wp:extent cx="5029200" cy="3844664"/>
             <wp:docPr id="3" name="Picture 3"/>
             <wp:cNvGraphicFramePr>
               <a:graphicFrameLocks noChangeAspect="1"/>
@@ -528,7 +528,7 @@
                   <pic:spPr>
                     <a:xfrm>
                       <a:off x="0" y="0"/>
-                      <a:ext cx="5029200" cy="2954022"/>
+                      <a:ext cx="5029200" cy="3844664"/>
                     </a:xfrm>
                     <a:prstGeom prst="rect"/>
                   </pic:spPr>
@@ -1907,7 +1907,7 @@
       <w:r>
         <w:drawing>
           <wp:inline xmlns:a="http://schemas.openxmlformats.org/drawingml/2006/main" xmlns:pic="http://schemas.openxmlformats.org/drawingml/2006/picture">
-            <wp:extent cx="5029200" cy="2187926"/>
+            <wp:extent cx="5029200" cy="2309503"/>
             <wp:docPr id="4" name="Picture 4"/>
             <wp:cNvGraphicFramePr>
               <a:graphicFrameLocks noChangeAspect="1"/>
@@ -1928,7 +1928,7 @@
                   <pic:spPr>
                     <a:xfrm>
                       <a:off x="0" y="0"/>
-                      <a:ext cx="5029200" cy="2187926"/>
+                      <a:ext cx="5029200" cy="2309503"/>
                     </a:xfrm>
                     <a:prstGeom prst="rect"/>
                   </pic:spPr>
@@ -3762,7 +3762,7 @@
       <w:r>
         <w:drawing>
           <wp:inline xmlns:a="http://schemas.openxmlformats.org/drawingml/2006/main" xmlns:pic="http://schemas.openxmlformats.org/drawingml/2006/picture">
-            <wp:extent cx="5029200" cy="2313631"/>
+            <wp:extent cx="5029200" cy="2227421"/>
             <wp:docPr id="5" name="Picture 5"/>
             <wp:cNvGraphicFramePr>
               <a:graphicFrameLocks noChangeAspect="1"/>
@@ -3783,7 +3783,7 @@
                   <pic:spPr>
                     <a:xfrm>
                       <a:off x="0" y="0"/>
-                      <a:ext cx="5029200" cy="2313631"/>
+                      <a:ext cx="5029200" cy="2227421"/>
                     </a:xfrm>
                     <a:prstGeom prst="rect"/>
                   </pic:spPr>
